--- a/en/wisdom-stories/other-peoples-thoughts.docx
+++ b/en/wisdom-stories/other-peoples-thoughts.docx
@@ -40,7 +40,7 @@
         <w:rPr>
           <w:lang/>
         </w:rPr>
-        <w:t>Another day, he lost his full stop (.). His thoughts stretched on endlessly; he could no longer finish one before moving to the next.</w:t>
+        <w:t xml:space="preserve">Another day, he lost his period (.). His thoughts stretched on endlessly; he could no longer finish one before moving to the next.</w:t>
       </w:r>
     </w:p>
     <w:p>
